--- a/arb/docx/06.content.docx
+++ b/arb/docx/06.content.docx
@@ -4498,23 +4498,7 @@
           <w:cs/>
           <w:lang w:val="ar_AE" w:bidi="ar_AE"/>
         </w:rPr>
-        <w:t xml:space="preserve">" إلى أن النصب ظل قائمًا لأجيال عديدة، حتى وقت التحرير النهائي لسفر يشوع (انظر </w:t>
-      </w:r>
-      <w:r>
-        <w:rPr>
-          <w:rtl/>
-          <w:cs/>
-          <w:lang w:val="ar_AE" w:bidi="ar_AE"/>
-        </w:rPr>
-        <w:t>مقدمة كتاب يشوع</w:t>
-      </w:r>
-      <w:r>
-        <w:rPr>
-          <w:rtl/>
-          <w:cs/>
-          <w:lang w:val="ar_AE" w:bidi="ar_AE"/>
-        </w:rPr>
-        <w:t>، "الكاتب والتاريخ").</w:t>
+        <w:t>" إلى أن النصب ظل قائمًا لأجيال عديدة، حتى وقت التحرير النهائي لسفر يشوع (انظر مقدمة كتاب يشوع، "الكاتب والتاريخ").</w:t>
       </w:r>
       <w:r>
         <w:rPr>
@@ -10206,23 +10190,7 @@
           <w:cs/>
           <w:lang w:val="ar_AE" w:bidi="ar_AE"/>
         </w:rPr>
-        <w:t xml:space="preserve">: انظر </w:t>
-      </w:r>
-      <w:r>
-        <w:rPr>
-          <w:rtl/>
-          <w:cs/>
-          <w:lang w:val="ar_AE" w:bidi="ar_AE"/>
-        </w:rPr>
-        <w:t>مقدمة كتاب يشوع</w:t>
-      </w:r>
-      <w:r>
-        <w:rPr>
-          <w:rtl/>
-          <w:cs/>
-          <w:lang w:val="ar_AE" w:bidi="ar_AE"/>
-        </w:rPr>
-        <w:t>، "الكاتب والتاريخ".</w:t>
+        <w:t>: انظر مقدمة كتاب يشوع، "الكاتب والتاريخ".</w:t>
       </w:r>
       <w:r>
         <w:rPr>
